--- a/rus/docx/62.content.docx
+++ b/rus/docx/62.content.docx
@@ -19,7 +19,7 @@
         <w:rPr>
           <w:lang w:val="ru_RU" w:bidi="ru_RU"/>
         </w:rPr>
-        <w:t>Resource: Заметки к учебнику - Вступления к книгам (Тиндейл)</w:t>
+        <w:t>Resource: Tyndale Open Study Notes</w:t>
       </w:r>
       <w:r>
         <w:rPr>
@@ -112,7 +112,7 @@
         <w:rPr>
           <w:lang w:val="ru_RU" w:bidi="ru_RU"/>
         </w:rPr>
-        <w:t>Заметки к учебнику - Вступления к книгам (Тиндейл)</w:t>
+        <w:t>Tyndale Open Study Notes</w:t>
       </w:r>
     </w:p>
     <w:p>

--- a/rus/docx/62.content.docx
+++ b/rus/docx/62.content.docx
@@ -19,7 +19,7 @@
         <w:rPr>
           <w:lang w:val="ru_RU" w:bidi="ru_RU"/>
         </w:rPr>
-        <w:t>Resource: Tyndale Open Study Notes</w:t>
+        <w:t>Resource: Aquifer Open Study Notes (Book Intros)</w:t>
       </w:r>
       <w:r>
         <w:rPr>
@@ -112,7 +112,7 @@
         <w:rPr>
           <w:lang w:val="ru_RU" w:bidi="ru_RU"/>
         </w:rPr>
-        <w:t>Tyndale Open Study Notes</w:t>
+        <w:t>Aquifer Open Study Notes (Book Intros)</w:t>
       </w:r>
     </w:p>
     <w:p>

--- a/rus/docx/62.content.docx
+++ b/rus/docx/62.content.docx
@@ -278,18 +278,12 @@
         </w:rPr>
         <w:t xml:space="preserve"> (см. </w:t>
       </w:r>
-      <w:hyperlink r:id="rId13">
-        <w:r>
-          <w:rPr>
-            <w:lang w:val="ru_RU" w:bidi="ru_RU"/>
-          </w:rPr>
-          <w:rPr>
-            <w:color w:val="0000EE"/>
-            <w:u w:val="single"/>
-          </w:rPr>
-          <w:t>4:1–3</w:t>
-        </w:r>
-      </w:hyperlink>
+      <w:r>
+        <w:rPr>
+          <w:lang w:val="ru_RU" w:bidi="ru_RU"/>
+        </w:rPr>
+        <w:t>4:1–3</w:t>
+      </w:r>
       <w:r>
         <w:rPr>
           <w:lang w:val="ru_RU" w:bidi="ru_RU"/>
@@ -316,18 +310,12 @@
         </w:rPr>
         <w:t>Уклонение от апостольского учения стало доказательством того, что лжеучителя не принадлежат Божьей семье (</w:t>
       </w:r>
-      <w:hyperlink r:id="rId14">
-        <w:r>
-          <w:rPr>
-            <w:lang w:val="ru_RU" w:bidi="ru_RU"/>
-          </w:rPr>
-          <w:rPr>
-            <w:color w:val="0000EE"/>
-            <w:u w:val="single"/>
-          </w:rPr>
-          <w:t>2:18–19</w:t>
-        </w:r>
-      </w:hyperlink>
+      <w:r>
+        <w:rPr>
+          <w:lang w:val="ru_RU" w:bidi="ru_RU"/>
+        </w:rPr>
+        <w:t>2:18–19</w:t>
+      </w:r>
       <w:r>
         <w:rPr>
           <w:lang w:val="ru_RU" w:bidi="ru_RU"/>
@@ -366,18 +354,12 @@
         </w:rPr>
         <w:t xml:space="preserve">в </w:t>
       </w:r>
-      <w:hyperlink r:id="rId15">
-        <w:r>
-          <w:rPr>
-            <w:lang w:val="ru_RU" w:bidi="ru_RU"/>
-          </w:rPr>
-          <w:rPr>
-            <w:color w:val="0000EE"/>
-            <w:u w:val="single"/>
-          </w:rPr>
-          <w:t>5:5–8</w:t>
-        </w:r>
-      </w:hyperlink>
+      <w:r>
+        <w:rPr>
+          <w:lang w:val="ru_RU" w:bidi="ru_RU"/>
+        </w:rPr>
+        <w:t>5:5–8</w:t>
+      </w:r>
       <w:r>
         <w:rPr>
           <w:lang w:val="ru_RU" w:bidi="ru_RU"/>
@@ -398,18 +380,12 @@
         </w:rPr>
         <w:t xml:space="preserve">Первое послание Иоанна было разослано церквям, находящимся под попечением Иоанна (включая церкви, упомянутые в книге </w:t>
       </w:r>
-      <w:hyperlink r:id="rId16">
-        <w:r>
-          <w:rPr>
-            <w:lang w:val="ru_RU" w:bidi="ru_RU"/>
-          </w:rPr>
-          <w:rPr>
-            <w:color w:val="0000EE"/>
-            <w:u w:val="single"/>
-          </w:rPr>
-          <w:t>Откровение 1:11</w:t>
-        </w:r>
-      </w:hyperlink>
+      <w:r>
+        <w:rPr>
+          <w:lang w:val="ru_RU" w:bidi="ru_RU"/>
+        </w:rPr>
+        <w:t>Откровение 1:11</w:t>
+      </w:r>
       <w:r>
         <w:rPr>
           <w:lang w:val="ru_RU" w:bidi="ru_RU"/>
@@ -614,36 +590,24 @@
         </w:rPr>
         <w:t xml:space="preserve">Некоторые исследователи считают, что автором трёх посланий был некий Иоанн христианин и пресвитер церкви, а не апостол Иоанна (см. </w:t>
       </w:r>
-      <w:hyperlink r:id="rId17">
-        <w:r>
-          <w:rPr>
-            <w:lang w:val="ru_RU" w:bidi="ru_RU"/>
-          </w:rPr>
-          <w:rPr>
-            <w:color w:val="0000EE"/>
-            <w:u w:val="single"/>
-          </w:rPr>
-          <w:t>2Ин.1:1</w:t>
-        </w:r>
-      </w:hyperlink>
+      <w:r>
+        <w:rPr>
+          <w:lang w:val="ru_RU" w:bidi="ru_RU"/>
+        </w:rPr>
+        <w:t>2Ин.1:1</w:t>
+      </w:r>
       <w:r>
         <w:rPr>
           <w:lang w:val="ru_RU" w:bidi="ru_RU"/>
         </w:rPr>
         <w:t xml:space="preserve">; </w:t>
       </w:r>
-      <w:hyperlink r:id="rId18">
-        <w:r>
-          <w:rPr>
-            <w:lang w:val="ru_RU" w:bidi="ru_RU"/>
-          </w:rPr>
-          <w:rPr>
-            <w:color w:val="0000EE"/>
-            <w:u w:val="single"/>
-          </w:rPr>
-          <w:t>3Ин.1:1</w:t>
-        </w:r>
-      </w:hyperlink>
+      <w:r>
+        <w:rPr>
+          <w:lang w:val="ru_RU" w:bidi="ru_RU"/>
+        </w:rPr>
+        <w:t>3Ин.1:1</w:t>
+      </w:r>
       <w:r>
         <w:rPr>
           <w:lang w:val="ru_RU" w:bidi="ru_RU"/>
@@ -726,162 +690,108 @@
         </w:rPr>
         <w:t>Большинство евангельских исследователей считают, что старец Иоанн и пресвитер Иоанн — это один и тот же человек. Стиль написания Евангелия от Иоанна, безусловно, схож со стилем трёх посланий Иоанна. Апостол Иоанн был очевидцем жизни Иисуса Христа и одним из первых учеников, последовавших за Ним. Автор Евангелия от Иоанна говорит о себе как об «ученике, которого любил Иисус» (</w:t>
       </w:r>
-      <w:hyperlink r:id="rId19">
-        <w:r>
-          <w:rPr>
-            <w:lang w:val="ru_RU" w:bidi="ru_RU"/>
-          </w:rPr>
-          <w:rPr>
-            <w:color w:val="0000EE"/>
-            <w:u w:val="single"/>
-          </w:rPr>
-          <w:t>Ин.13:23</w:t>
-        </w:r>
-      </w:hyperlink>
+      <w:r>
+        <w:rPr>
+          <w:lang w:val="ru_RU" w:bidi="ru_RU"/>
+        </w:rPr>
+        <w:t>Ин.13:23</w:t>
+      </w:r>
       <w:r>
         <w:rPr>
           <w:lang w:val="ru_RU" w:bidi="ru_RU"/>
         </w:rPr>
         <w:t xml:space="preserve">; </w:t>
       </w:r>
-      <w:hyperlink r:id="rId20">
-        <w:r>
-          <w:rPr>
-            <w:lang w:val="ru_RU" w:bidi="ru_RU"/>
-          </w:rPr>
-          <w:rPr>
-            <w:color w:val="0000EE"/>
-            <w:u w:val="single"/>
-          </w:rPr>
-          <w:t>19:26</w:t>
-        </w:r>
-      </w:hyperlink>
+      <w:r>
+        <w:rPr>
+          <w:lang w:val="ru_RU" w:bidi="ru_RU"/>
+        </w:rPr>
+        <w:t>19:26</w:t>
+      </w:r>
       <w:r>
         <w:rPr>
           <w:lang w:val="ru_RU" w:bidi="ru_RU"/>
         </w:rPr>
         <w:t xml:space="preserve">; </w:t>
       </w:r>
-      <w:hyperlink r:id="rId21">
-        <w:r>
-          <w:rPr>
-            <w:lang w:val="ru_RU" w:bidi="ru_RU"/>
-          </w:rPr>
-          <w:rPr>
-            <w:color w:val="0000EE"/>
-            <w:u w:val="single"/>
-          </w:rPr>
-          <w:t>20:2</w:t>
-        </w:r>
-      </w:hyperlink>
+      <w:r>
+        <w:rPr>
+          <w:lang w:val="ru_RU" w:bidi="ru_RU"/>
+        </w:rPr>
+        <w:t>20:2</w:t>
+      </w:r>
       <w:r>
         <w:rPr>
           <w:lang w:val="ru_RU" w:bidi="ru_RU"/>
         </w:rPr>
         <w:t xml:space="preserve">; </w:t>
       </w:r>
-      <w:hyperlink r:id="rId22">
-        <w:r>
-          <w:rPr>
-            <w:lang w:val="ru_RU" w:bidi="ru_RU"/>
-          </w:rPr>
-          <w:rPr>
-            <w:color w:val="0000EE"/>
-            <w:u w:val="single"/>
-          </w:rPr>
-          <w:t>21:7</w:t>
-        </w:r>
-      </w:hyperlink>
+      <w:r>
+        <w:rPr>
+          <w:lang w:val="ru_RU" w:bidi="ru_RU"/>
+        </w:rPr>
+        <w:t>21:7</w:t>
+      </w:r>
       <w:r>
         <w:rPr>
           <w:lang w:val="ru_RU" w:bidi="ru_RU"/>
         </w:rPr>
         <w:t>,</w:t>
       </w:r>
-      <w:hyperlink r:id="rId23">
-        <w:r>
-          <w:rPr>
-            <w:lang w:val="ru_RU" w:bidi="ru_RU"/>
-          </w:rPr>
-          <w:rPr>
-            <w:color w:val="0000EE"/>
-            <w:u w:val="single"/>
-          </w:rPr>
-          <w:t>20</w:t>
-        </w:r>
-      </w:hyperlink>
+      <w:r>
+        <w:rPr>
+          <w:lang w:val="ru_RU" w:bidi="ru_RU"/>
+        </w:rPr>
+        <w:t>20</w:t>
+      </w:r>
       <w:r>
         <w:rPr>
           <w:lang w:val="ru_RU" w:bidi="ru_RU"/>
         </w:rPr>
         <w:t xml:space="preserve">). Он был одним из двенадцати апостолов Христа и входил в круг трёх самых приближённых к Иисусу учеников. В послании также сильно звучит утверждение автора о том, что он был очевидцем событий (см. </w:t>
       </w:r>
-      <w:hyperlink r:id="rId24">
-        <w:r>
-          <w:rPr>
-            <w:lang w:val="ru_RU" w:bidi="ru_RU"/>
-          </w:rPr>
-          <w:rPr>
-            <w:color w:val="0000EE"/>
-            <w:u w:val="single"/>
-          </w:rPr>
-          <w:t>1Ин.1:1–4</w:t>
-        </w:r>
-      </w:hyperlink>
+      <w:r>
+        <w:rPr>
+          <w:lang w:val="ru_RU" w:bidi="ru_RU"/>
+        </w:rPr>
+        <w:t>1Ин.1:1–4</w:t>
+      </w:r>
       <w:r>
         <w:rPr>
           <w:lang w:val="ru_RU" w:bidi="ru_RU"/>
         </w:rPr>
         <w:t>), как и в Евангелии (</w:t>
       </w:r>
-      <w:hyperlink r:id="rId25">
-        <w:r>
-          <w:rPr>
-            <w:lang w:val="ru_RU" w:bidi="ru_RU"/>
-          </w:rPr>
-          <w:rPr>
-            <w:color w:val="0000EE"/>
-            <w:u w:val="single"/>
-          </w:rPr>
-          <w:t>Ин.1:14</w:t>
-        </w:r>
-      </w:hyperlink>
+      <w:r>
+        <w:rPr>
+          <w:lang w:val="ru_RU" w:bidi="ru_RU"/>
+        </w:rPr>
+        <w:t>Ин.1:14</w:t>
+      </w:r>
       <w:r>
         <w:rPr>
           <w:lang w:val="ru_RU" w:bidi="ru_RU"/>
         </w:rPr>
         <w:t xml:space="preserve">; </w:t>
       </w:r>
-      <w:hyperlink r:id="rId26">
-        <w:r>
-          <w:rPr>
-            <w:lang w:val="ru_RU" w:bidi="ru_RU"/>
-          </w:rPr>
-          <w:rPr>
-            <w:color w:val="0000EE"/>
-            <w:u w:val="single"/>
-          </w:rPr>
-          <w:t>19:35</w:t>
-        </w:r>
-      </w:hyperlink>
+      <w:r>
+        <w:rPr>
+          <w:lang w:val="ru_RU" w:bidi="ru_RU"/>
+        </w:rPr>
+        <w:t>19:35</w:t>
+      </w:r>
       <w:r>
         <w:rPr>
           <w:lang w:val="ru_RU" w:bidi="ru_RU"/>
         </w:rPr>
         <w:t>). Автор Первого послания Иоанна утверждает, что он лично слышал ставшее плотью вечное Слово Жизни, видел Его и прикасался к Нему (</w:t>
       </w:r>
-      <w:hyperlink r:id="rId24">
-        <w:r>
-          <w:rPr>
-            <w:lang w:val="ru_RU" w:bidi="ru_RU"/>
-          </w:rPr>
-          <w:rPr>
-            <w:color w:val="0000EE"/>
-            <w:u w:val="single"/>
-          </w:rPr>
-          <w:t>1Ин.1:1–4</w:t>
-        </w:r>
-      </w:hyperlink>
+      <w:r>
+        <w:rPr>
+          <w:lang w:val="ru_RU" w:bidi="ru_RU"/>
+        </w:rPr>
+        <w:t>1Ин.1:1–4</w:t>
+      </w:r>
       <w:r>
         <w:rPr>
           <w:lang w:val="ru_RU" w:bidi="ru_RU"/>
@@ -931,108 +841,72 @@
         </w:rPr>
         <w:t xml:space="preserve"> (</w:t>
       </w:r>
-      <w:hyperlink r:id="rId27">
-        <w:r>
-          <w:rPr>
-            <w:lang w:val="ru_RU" w:bidi="ru_RU"/>
-          </w:rPr>
-          <w:rPr>
-            <w:color w:val="0000EE"/>
-            <w:u w:val="single"/>
-          </w:rPr>
-          <w:t>Ин.13:34</w:t>
-        </w:r>
-      </w:hyperlink>
+      <w:r>
+        <w:rPr>
+          <w:lang w:val="ru_RU" w:bidi="ru_RU"/>
+        </w:rPr>
+        <w:t>Ин.13:34</w:t>
+      </w:r>
       <w:r>
         <w:rPr>
           <w:lang w:val="ru_RU" w:bidi="ru_RU"/>
         </w:rPr>
         <w:t xml:space="preserve">; </w:t>
       </w:r>
-      <w:hyperlink r:id="rId28">
-        <w:r>
-          <w:rPr>
-            <w:lang w:val="ru_RU" w:bidi="ru_RU"/>
-          </w:rPr>
-          <w:rPr>
-            <w:color w:val="0000EE"/>
-            <w:u w:val="single"/>
-          </w:rPr>
-          <w:t>15:17</w:t>
-        </w:r>
-      </w:hyperlink>
+      <w:r>
+        <w:rPr>
+          <w:lang w:val="ru_RU" w:bidi="ru_RU"/>
+        </w:rPr>
+        <w:t>15:17</w:t>
+      </w:r>
       <w:r>
         <w:rPr>
           <w:lang w:val="ru_RU" w:bidi="ru_RU"/>
         </w:rPr>
         <w:t>), и Иоанн часто напоминает об этом (</w:t>
       </w:r>
-      <w:hyperlink r:id="rId29">
-        <w:r>
-          <w:rPr>
-            <w:lang w:val="ru_RU" w:bidi="ru_RU"/>
-          </w:rPr>
-          <w:rPr>
-            <w:color w:val="0000EE"/>
-            <w:u w:val="single"/>
-          </w:rPr>
-          <w:t>1Ин. 2:7</w:t>
-        </w:r>
-      </w:hyperlink>
+      <w:r>
+        <w:rPr>
+          <w:lang w:val="ru_RU" w:bidi="ru_RU"/>
+        </w:rPr>
+        <w:t>1Ин. 2:7</w:t>
+      </w:r>
       <w:r>
         <w:rPr>
           <w:lang w:val="ru_RU" w:bidi="ru_RU"/>
         </w:rPr>
         <w:t xml:space="preserve">; </w:t>
       </w:r>
-      <w:hyperlink r:id="rId30">
-        <w:r>
-          <w:rPr>
-            <w:lang w:val="ru_RU" w:bidi="ru_RU"/>
-          </w:rPr>
-          <w:rPr>
-            <w:color w:val="0000EE"/>
-            <w:u w:val="single"/>
-          </w:rPr>
-          <w:t>3:11</w:t>
-        </w:r>
-      </w:hyperlink>
+      <w:r>
+        <w:rPr>
+          <w:lang w:val="ru_RU" w:bidi="ru_RU"/>
+        </w:rPr>
+        <w:t>3:11</w:t>
+      </w:r>
       <w:r>
         <w:rPr>
           <w:lang w:val="ru_RU" w:bidi="ru_RU"/>
         </w:rPr>
         <w:t>,</w:t>
       </w:r>
-      <w:hyperlink r:id="rId31">
-        <w:r>
-          <w:rPr>
-            <w:lang w:val="ru_RU" w:bidi="ru_RU"/>
-          </w:rPr>
-          <w:rPr>
-            <w:color w:val="0000EE"/>
-            <w:u w:val="single"/>
-          </w:rPr>
-          <w:t>23</w:t>
-        </w:r>
-      </w:hyperlink>
+      <w:r>
+        <w:rPr>
+          <w:lang w:val="ru_RU" w:bidi="ru_RU"/>
+        </w:rPr>
+        <w:t>23</w:t>
+      </w:r>
       <w:r>
         <w:rPr>
           <w:lang w:val="ru_RU" w:bidi="ru_RU"/>
         </w:rPr>
         <w:t xml:space="preserve">; </w:t>
       </w:r>
-      <w:hyperlink r:id="rId32">
-        <w:r>
-          <w:rPr>
-            <w:lang w:val="ru_RU" w:bidi="ru_RU"/>
-          </w:rPr>
-          <w:rPr>
-            <w:color w:val="0000EE"/>
-            <w:u w:val="single"/>
-          </w:rPr>
-          <w:t>2Ин.1:5–6</w:t>
-        </w:r>
-      </w:hyperlink>
+      <w:r>
+        <w:rPr>
+          <w:lang w:val="ru_RU" w:bidi="ru_RU"/>
+        </w:rPr>
+        <w:t>2Ин.1:5–6</w:t>
+      </w:r>
       <w:r>
         <w:rPr>
           <w:lang w:val="ru_RU" w:bidi="ru_RU"/>
